--- a/Reportes/EndosoOrdenProcederFianza.docx
+++ b/Reportes/EndosoOrdenProcederFianza.docx
@@ -89,25 +89,7 @@
                 <w:sz w:val="16"/>
                 <w:szCs w:val="16"/>
               </w:rPr>
-              <w:t>{</w:t>
-            </w:r>
-            <w:proofErr w:type="spellStart"/>
-            <w:r>
-              <w:rPr>
-                <w:rFonts w:ascii="Arial" w:hAnsi="Arial" w:cs="Arial"/>
-                <w:sz w:val="16"/>
-                <w:szCs w:val="16"/>
-              </w:rPr>
-              <w:t>Endoso.Id</w:t>
-            </w:r>
-            <w:proofErr w:type="spellEnd"/>
-            <w:r>
-              <w:rPr>
-                <w:rFonts w:ascii="Arial" w:hAnsi="Arial" w:cs="Arial"/>
-                <w:sz w:val="16"/>
-                <w:szCs w:val="16"/>
-              </w:rPr>
-              <w:t>}</w:t>
+              <w:t>{Endoso.Id}</w:t>
             </w:r>
           </w:p>
         </w:tc>
@@ -162,7 +144,6 @@
               </w:rPr>
               <w:t>{</w:t>
             </w:r>
-            <w:proofErr w:type="spellStart"/>
             <w:r>
               <w:rPr>
                 <w:rFonts w:ascii="Arial" w:hAnsi="Arial" w:cs="Arial"/>
@@ -179,17 +160,7 @@
                 <w:sz w:val="16"/>
                 <w:szCs w:val="16"/>
               </w:rPr>
-              <w:t>ode</w:t>
-            </w:r>
-            <w:proofErr w:type="spellEnd"/>
-            <w:r>
-              <w:rPr>
-                <w:rFonts w:ascii="Arial" w:hAnsi="Arial" w:cs="Arial"/>
-                <w:spacing w:val="-2"/>
-                <w:sz w:val="16"/>
-                <w:szCs w:val="16"/>
-              </w:rPr>
-              <w:t>}</w:t>
+              <w:t>ode}</w:t>
             </w:r>
           </w:p>
         </w:tc>
@@ -243,7 +214,6 @@
               </w:rPr>
               <w:t>{</w:t>
             </w:r>
-            <w:proofErr w:type="spellStart"/>
             <w:r>
               <w:rPr>
                 <w:rFonts w:ascii="Arial" w:hAnsi="Arial" w:cs="Arial"/>
@@ -268,7 +238,6 @@
               </w:rPr>
               <w:t>Tenedor</w:t>
             </w:r>
-            <w:proofErr w:type="spellEnd"/>
             <w:r>
               <w:rPr>
                 <w:rFonts w:ascii="Arial" w:hAnsi="Arial" w:cs="Arial"/>
@@ -346,7 +315,6 @@
               </w:rPr>
               <w:t>{</w:t>
             </w:r>
-            <w:proofErr w:type="spellStart"/>
             <w:r>
               <w:rPr>
                 <w:rFonts w:ascii="Arial" w:hAnsi="Arial" w:cs="Arial"/>
@@ -361,24 +329,7 @@
                 <w:sz w:val="16"/>
                 <w:szCs w:val="16"/>
               </w:rPr>
-              <w:t>Fianza</w:t>
-            </w:r>
-            <w:r>
-              <w:rPr>
-                <w:rFonts w:ascii="Arial" w:hAnsi="Arial" w:cs="Arial"/>
-                <w:sz w:val="16"/>
-                <w:szCs w:val="16"/>
-              </w:rPr>
-              <w:t>.SumaTextoTotal</w:t>
-            </w:r>
-            <w:proofErr w:type="spellEnd"/>
-            <w:r>
-              <w:rPr>
-                <w:rFonts w:ascii="Arial" w:hAnsi="Arial" w:cs="Arial"/>
-                <w:sz w:val="16"/>
-                <w:szCs w:val="16"/>
-              </w:rPr>
-              <w:t>}</w:t>
+              <w:t>Fianza.SumaTextoTotal}</w:t>
             </w:r>
           </w:p>
         </w:tc>
@@ -449,7 +400,6 @@
               </w:rPr>
               <w:t>{</w:t>
             </w:r>
-            <w:proofErr w:type="spellStart"/>
             <w:r>
               <w:rPr>
                 <w:rFonts w:ascii="Arial" w:hAnsi="Arial" w:cs="Arial"/>
@@ -464,24 +414,7 @@
                 <w:sz w:val="16"/>
                 <w:szCs w:val="16"/>
               </w:rPr>
-              <w:t>Fianza</w:t>
-            </w:r>
-            <w:r>
-              <w:rPr>
-                <w:rFonts w:ascii="Arial" w:hAnsi="Arial" w:cs="Arial"/>
-                <w:sz w:val="16"/>
-                <w:szCs w:val="16"/>
-              </w:rPr>
-              <w:t>.AFavor</w:t>
-            </w:r>
-            <w:proofErr w:type="spellEnd"/>
-            <w:r>
-              <w:rPr>
-                <w:rFonts w:ascii="Arial" w:hAnsi="Arial" w:cs="Arial"/>
-                <w:sz w:val="16"/>
-                <w:szCs w:val="16"/>
-              </w:rPr>
-              <w:t>} / CONTRALORÍA GENERAL DE LA REPÚBLICA</w:t>
+              <w:t>Fianza.AFavor} / CONTRALORÍA GENERAL DE LA REPÚBLICA</w:t>
             </w:r>
           </w:p>
         </w:tc>
@@ -552,7 +485,6 @@
               </w:rPr>
               <w:t>{</w:t>
             </w:r>
-            <w:proofErr w:type="spellStart"/>
             <w:r>
               <w:rPr>
                 <w:rFonts w:ascii="Arial" w:hAnsi="Arial" w:cs="Arial"/>
@@ -567,15 +499,7 @@
                 <w:sz w:val="16"/>
                 <w:szCs w:val="16"/>
               </w:rPr>
-              <w:t>Fianza</w:t>
-            </w:r>
-            <w:r>
-              <w:rPr>
-                <w:rFonts w:ascii="Arial" w:hAnsi="Arial" w:cs="Arial"/>
-                <w:sz w:val="16"/>
-                <w:szCs w:val="16"/>
-              </w:rPr>
-              <w:t>.</w:t>
+              <w:t>Fianza.</w:t>
             </w:r>
             <w:r>
               <w:rPr>
@@ -585,7 +509,6 @@
               </w:rPr>
               <w:t>Descripcion</w:t>
             </w:r>
-            <w:proofErr w:type="spellEnd"/>
             <w:r>
               <w:rPr>
                 <w:rFonts w:ascii="Arial" w:hAnsi="Arial" w:cs="Arial"/>
@@ -673,9 +596,8 @@
                 <w:sz w:val="16"/>
                 <w:szCs w:val="16"/>
               </w:rPr>
-              <w:t xml:space="preserve"> {</w:t>
-            </w:r>
-            <w:proofErr w:type="spellStart"/>
+              <w:t xml:space="preserve"> {DocumentoFianza.DiasVigencia}</w:t>
+            </w:r>
             <w:r>
               <w:rPr>
                 <w:rFonts w:ascii="Arial" w:hAnsi="Arial" w:cs="Arial"/>
@@ -684,50 +606,7 @@
                 <w:sz w:val="16"/>
                 <w:szCs w:val="16"/>
               </w:rPr>
-              <w:t>DocumentoFianza.DiasVigencia</w:t>
-            </w:r>
-            <w:proofErr w:type="spellEnd"/>
-            <w:r>
-              <w:rPr>
-                <w:rFonts w:ascii="Arial" w:hAnsi="Arial" w:cs="Arial"/>
-                <w:color w:val="000000"/>
-                <w:kern w:val="0"/>
-                <w:sz w:val="16"/>
-                <w:szCs w:val="16"/>
-              </w:rPr>
-              <w:t>}</w:t>
-            </w:r>
-            <w:r>
-              <w:rPr>
-                <w:rFonts w:ascii="Arial" w:hAnsi="Arial" w:cs="Arial"/>
-                <w:color w:val="000000"/>
-                <w:kern w:val="0"/>
-                <w:sz w:val="16"/>
-                <w:szCs w:val="16"/>
-              </w:rPr>
-              <w:t xml:space="preserve"> </w:t>
-            </w:r>
-            <w:proofErr w:type="gramStart"/>
-            <w:r>
-              <w:rPr>
-                <w:rFonts w:ascii="Arial" w:hAnsi="Arial" w:cs="Arial"/>
-                <w:color w:val="000000"/>
-                <w:kern w:val="0"/>
-                <w:sz w:val="16"/>
-                <w:szCs w:val="16"/>
-              </w:rPr>
-              <w:t>DIAS  A</w:t>
-            </w:r>
-            <w:proofErr w:type="gramEnd"/>
-            <w:r>
-              <w:rPr>
-                <w:rFonts w:ascii="Arial" w:hAnsi="Arial" w:cs="Arial"/>
-                <w:color w:val="000000"/>
-                <w:kern w:val="0"/>
-                <w:sz w:val="16"/>
-                <w:szCs w:val="16"/>
-              </w:rPr>
-              <w:t xml:space="preserve"> PARTIR  DE LA ORDEN DE PROCEDER</w:t>
+              <w:t xml:space="preserve"> DIAS  A PARTIR  DE LA ORDEN DE PROCEDER</w:t>
             </w:r>
             <w:r>
               <w:rPr>
@@ -831,21 +710,12 @@
                 <w:bCs/>
               </w:rPr>
             </w:pPr>
-            <w:proofErr w:type="spellStart"/>
-            <w:r>
-              <w:rPr>
-                <w:b/>
-                <w:bCs/>
-              </w:rPr>
-              <w:t>Apartir</w:t>
-            </w:r>
-            <w:proofErr w:type="spellEnd"/>
-            <w:r>
-              <w:rPr>
-                <w:b/>
-                <w:bCs/>
-              </w:rPr>
-              <w:t xml:space="preserve"> del </w:t>
+            <w:r>
+              <w:rPr>
+                <w:b/>
+                <w:bCs/>
+              </w:rPr>
+              <w:t xml:space="preserve">Apartir del </w:t>
             </w:r>
             <w:r>
               <w:rPr>
@@ -854,15 +724,13 @@
               </w:rPr>
               <w:t>{</w:t>
             </w:r>
-            <w:proofErr w:type="spellStart"/>
-            <w:r>
-              <w:rPr>
-                <w:b/>
-                <w:bCs/>
-              </w:rPr>
-              <w:t>FechaInicioVigencia</w:t>
-            </w:r>
-            <w:proofErr w:type="spellEnd"/>
+            <w:r>
+              <w:rPr>
+                <w:b/>
+                <w:bCs/>
+              </w:rPr>
+              <w:t>FechaEfectiva</w:t>
+            </w:r>
             <w:r>
               <w:rPr>
                 <w:b/>
@@ -994,29 +862,7 @@
           <w:sz w:val="18"/>
           <w:szCs w:val="18"/>
         </w:rPr>
-        <w:t>Firmado hoy, {</w:t>
-      </w:r>
-      <w:proofErr w:type="spellStart"/>
-      <w:r>
-        <w:rPr>
-          <w:rFonts w:ascii="Arial" w:hAnsi="Arial" w:cs="Arial"/>
-          <w:color w:val="000000"/>
-          <w:kern w:val="0"/>
-          <w:sz w:val="18"/>
-          <w:szCs w:val="18"/>
-        </w:rPr>
-        <w:t>DocumentoFianza.FechaActual</w:t>
-      </w:r>
-      <w:proofErr w:type="spellEnd"/>
-      <w:r>
-        <w:rPr>
-          <w:rFonts w:ascii="Arial" w:hAnsi="Arial" w:cs="Arial"/>
-          <w:color w:val="000000"/>
-          <w:kern w:val="0"/>
-          <w:sz w:val="18"/>
-          <w:szCs w:val="18"/>
-        </w:rPr>
-        <w:t>}</w:t>
+        <w:t>Firmado hoy, {DocumentoFianza.FechaActual}</w:t>
       </w:r>
     </w:p>
     <w:p>
@@ -1108,24 +954,29 @@
                 <w:sz w:val="20"/>
                 <w:szCs w:val="20"/>
               </w:rPr>
-              <w:t xml:space="preserve">ASEGURADOR GLOBAL, </w:t>
-            </w:r>
-            <w:proofErr w:type="gramStart"/>
-            <w:r>
+              <w:t>ASEGURADOR GLOBAL, S.A</w:t>
+            </w:r>
+          </w:p>
+        </w:tc>
+        <w:tc>
+          <w:tcPr>
+            <w:tcW w:w="992" w:type="dxa"/>
+          </w:tcPr>
+          <w:p>
+            <w:pPr>
+              <w:jc w:val="center"/>
               <w:rPr>
                 <w:b/>
                 <w:bCs/>
                 <w:sz w:val="20"/>
                 <w:szCs w:val="20"/>
               </w:rPr>
-              <w:t>S.A</w:t>
-            </w:r>
-            <w:proofErr w:type="gramEnd"/>
-          </w:p>
-        </w:tc>
-        <w:tc>
-          <w:tcPr>
-            <w:tcW w:w="992" w:type="dxa"/>
+            </w:pPr>
+          </w:p>
+        </w:tc>
+        <w:tc>
+          <w:tcPr>
+            <w:tcW w:w="4575" w:type="dxa"/>
           </w:tcPr>
           <w:p>
             <w:pPr>
@@ -1137,70 +988,34 @@
                 <w:szCs w:val="20"/>
               </w:rPr>
             </w:pPr>
-          </w:p>
-        </w:tc>
-        <w:tc>
-          <w:tcPr>
-            <w:tcW w:w="4575" w:type="dxa"/>
-          </w:tcPr>
-          <w:p>
-            <w:pPr>
-              <w:jc w:val="center"/>
+            <w:r>
               <w:rPr>
                 <w:b/>
                 <w:bCs/>
                 <w:sz w:val="20"/>
                 <w:szCs w:val="20"/>
               </w:rPr>
-            </w:pPr>
-            <w:r>
+              <w:t>POR EL CONTRATISTA</w:t>
+            </w:r>
+          </w:p>
+          <w:p>
+            <w:pPr>
+              <w:jc w:val="center"/>
               <w:rPr>
                 <w:b/>
                 <w:bCs/>
                 <w:sz w:val="20"/>
                 <w:szCs w:val="20"/>
               </w:rPr>
-              <w:t>POR EL CONTRATISTA</w:t>
-            </w:r>
-          </w:p>
-          <w:p>
-            <w:pPr>
-              <w:jc w:val="center"/>
+            </w:pPr>
+            <w:r>
               <w:rPr>
                 <w:b/>
                 <w:bCs/>
                 <w:sz w:val="20"/>
                 <w:szCs w:val="20"/>
               </w:rPr>
-            </w:pPr>
-            <w:r>
-              <w:rPr>
-                <w:b/>
-                <w:bCs/>
-                <w:sz w:val="20"/>
-                <w:szCs w:val="20"/>
-              </w:rPr>
-              <w:t>{</w:t>
-            </w:r>
-            <w:proofErr w:type="spellStart"/>
-            <w:r>
-              <w:rPr>
-                <w:b/>
-                <w:bCs/>
-                <w:sz w:val="20"/>
-                <w:szCs w:val="20"/>
-              </w:rPr>
-              <w:t>DocumentoFianza.Tenedor</w:t>
-            </w:r>
-            <w:proofErr w:type="spellEnd"/>
-            <w:r>
-              <w:rPr>
-                <w:b/>
-                <w:bCs/>
-                <w:sz w:val="20"/>
-                <w:szCs w:val="20"/>
-              </w:rPr>
-              <w:t>}</w:t>
+              <w:t>{DocumentoFianza.Tenedor}</w:t>
             </w:r>
           </w:p>
         </w:tc>

--- a/Reportes/EndosoOrdenProcederFianza.docx
+++ b/Reportes/EndosoOrdenProcederFianza.docx
@@ -4,7 +4,7 @@
   <w:body>
     <w:p>
       <w:pPr>
-        <w:ind w:left="-993"/>
+        <w:ind w:right="-81" w:hanging="993"/>
         <w:jc w:val="center"/>
         <w:rPr>
           <w:b/>
@@ -13,6 +13,58 @@
           <w:szCs w:val="34"/>
         </w:rPr>
       </w:pPr>
+      <w:r>
+        <w:rPr>
+          <w:noProof/>
+        </w:rPr>
+        <w:drawing>
+          <wp:anchor distT="0" distB="0" distL="0" distR="0" simplePos="0" relativeHeight="251659264" behindDoc="0" locked="0" layoutInCell="1" allowOverlap="1" wp14:anchorId="6D1EBF52" wp14:editId="1AD8810C">
+            <wp:simplePos x="0" y="0"/>
+            <wp:positionH relativeFrom="page">
+              <wp:posOffset>502957</wp:posOffset>
+            </wp:positionH>
+            <wp:positionV relativeFrom="page">
+              <wp:posOffset>354965</wp:posOffset>
+            </wp:positionV>
+            <wp:extent cx="1242646" cy="531446"/>
+            <wp:effectExtent l="0" t="0" r="2540" b="0"/>
+            <wp:wrapNone/>
+            <wp:docPr id="100" name="Global logo" descr="Global logo"/>
+            <wp:cNvGraphicFramePr/>
+            <a:graphic xmlns:a="http://schemas.openxmlformats.org/drawingml/2006/main">
+              <a:graphicData uri="http://schemas.openxmlformats.org/drawingml/2006/picture">
+                <pic:pic xmlns:pic="http://schemas.openxmlformats.org/drawingml/2006/picture">
+                  <pic:nvPicPr>
+                    <pic:cNvPr id="100" name="Global logo"/>
+                    <pic:cNvPicPr/>
+                  </pic:nvPicPr>
+                  <pic:blipFill>
+                    <a:blip r:embed="rId6"/>
+                    <a:stretch>
+                      <a:fillRect/>
+                    </a:stretch>
+                  </pic:blipFill>
+                  <pic:spPr>
+                    <a:xfrm>
+                      <a:off x="0" y="0"/>
+                      <a:ext cx="1242646" cy="531446"/>
+                    </a:xfrm>
+                    <a:prstGeom prst="rect">
+                      <a:avLst/>
+                    </a:prstGeom>
+                  </pic:spPr>
+                </pic:pic>
+              </a:graphicData>
+            </a:graphic>
+            <wp14:sizeRelH relativeFrom="margin">
+              <wp14:pctWidth>0</wp14:pctWidth>
+            </wp14:sizeRelH>
+            <wp14:sizeRelV relativeFrom="margin">
+              <wp14:pctHeight>0</wp14:pctHeight>
+            </wp14:sizeRelV>
+          </wp:anchor>
+        </w:drawing>
+      </w:r>
       <w:r>
         <w:rPr>
           <w:b/>
@@ -26,8 +78,8 @@
     <w:tbl>
       <w:tblPr>
         <w:tblStyle w:val="Tablaconcuadrcula"/>
-        <w:tblW w:w="10490" w:type="dxa"/>
-        <w:tblInd w:w="-856" w:type="dxa"/>
+        <w:tblW w:w="10440" w:type="dxa"/>
+        <w:tblInd w:w="-45" w:type="dxa"/>
         <w:tblBorders>
           <w:top w:val="double" w:sz="12" w:space="0" w:color="auto"/>
           <w:left w:val="double" w:sz="12" w:space="0" w:color="auto"/>
@@ -39,8 +91,8 @@
         <w:tblLook w:val="04A0" w:firstRow="1" w:lastRow="0" w:firstColumn="1" w:lastColumn="0" w:noHBand="0" w:noVBand="1"/>
       </w:tblPr>
       <w:tblGrid>
-        <w:gridCol w:w="3450"/>
-        <w:gridCol w:w="7040"/>
+        <w:gridCol w:w="3060"/>
+        <w:gridCol w:w="7380"/>
       </w:tblGrid>
       <w:tr>
         <w:trPr>
@@ -48,7 +100,7 @@
         </w:trPr>
         <w:tc>
           <w:tcPr>
-            <w:tcW w:w="3450" w:type="dxa"/>
+            <w:tcW w:w="3060" w:type="dxa"/>
           </w:tcPr>
           <w:p>
             <w:pPr>
@@ -73,7 +125,7 @@
         </w:tc>
         <w:tc>
           <w:tcPr>
-            <w:tcW w:w="7040" w:type="dxa"/>
+            <w:tcW w:w="7380" w:type="dxa"/>
           </w:tcPr>
           <w:p>
             <w:pPr>
@@ -100,7 +152,7 @@
         </w:trPr>
         <w:tc>
           <w:tcPr>
-            <w:tcW w:w="3450" w:type="dxa"/>
+            <w:tcW w:w="3060" w:type="dxa"/>
           </w:tcPr>
           <w:p>
             <w:pPr>
@@ -125,7 +177,7 @@
         </w:tc>
         <w:tc>
           <w:tcPr>
-            <w:tcW w:w="7040" w:type="dxa"/>
+            <w:tcW w:w="7380" w:type="dxa"/>
           </w:tcPr>
           <w:p>
             <w:pPr>
@@ -171,7 +223,7 @@
         </w:trPr>
         <w:tc>
           <w:tcPr>
-            <w:tcW w:w="3450" w:type="dxa"/>
+            <w:tcW w:w="3060" w:type="dxa"/>
           </w:tcPr>
           <w:p>
             <w:pPr>
@@ -196,7 +248,7 @@
         </w:tc>
         <w:tc>
           <w:tcPr>
-            <w:tcW w:w="7040" w:type="dxa"/>
+            <w:tcW w:w="7380" w:type="dxa"/>
           </w:tcPr>
           <w:p>
             <w:pPr>
@@ -255,7 +307,7 @@
         </w:trPr>
         <w:tc>
           <w:tcPr>
-            <w:tcW w:w="3450" w:type="dxa"/>
+            <w:tcW w:w="3060" w:type="dxa"/>
           </w:tcPr>
           <w:p>
             <w:pPr>
@@ -297,7 +349,7 @@
         </w:tc>
         <w:tc>
           <w:tcPr>
-            <w:tcW w:w="7040" w:type="dxa"/>
+            <w:tcW w:w="7380" w:type="dxa"/>
           </w:tcPr>
           <w:p>
             <w:pPr>
@@ -340,7 +392,7 @@
         </w:trPr>
         <w:tc>
           <w:tcPr>
-            <w:tcW w:w="3450" w:type="dxa"/>
+            <w:tcW w:w="3060" w:type="dxa"/>
           </w:tcPr>
           <w:p>
             <w:pPr>
@@ -382,7 +434,7 @@
         </w:tc>
         <w:tc>
           <w:tcPr>
-            <w:tcW w:w="7040" w:type="dxa"/>
+            <w:tcW w:w="7380" w:type="dxa"/>
           </w:tcPr>
           <w:p>
             <w:pPr>
@@ -425,7 +477,7 @@
         </w:trPr>
         <w:tc>
           <w:tcPr>
-            <w:tcW w:w="3450" w:type="dxa"/>
+            <w:tcW w:w="3060" w:type="dxa"/>
           </w:tcPr>
           <w:p>
             <w:pPr>
@@ -467,7 +519,7 @@
         </w:tc>
         <w:tc>
           <w:tcPr>
-            <w:tcW w:w="7040" w:type="dxa"/>
+            <w:tcW w:w="7380" w:type="dxa"/>
           </w:tcPr>
           <w:p>
             <w:pPr>
@@ -526,7 +578,7 @@
         </w:trPr>
         <w:tc>
           <w:tcPr>
-            <w:tcW w:w="3450" w:type="dxa"/>
+            <w:tcW w:w="3060" w:type="dxa"/>
           </w:tcPr>
           <w:p>
             <w:pPr>
@@ -568,7 +620,7 @@
         </w:tc>
         <w:tc>
           <w:tcPr>
-            <w:tcW w:w="7040" w:type="dxa"/>
+            <w:tcW w:w="7380" w:type="dxa"/>
           </w:tcPr>
           <w:p>
             <w:pPr>
@@ -646,7 +698,6 @@
     </w:p>
     <w:p>
       <w:pPr>
-        <w:ind w:left="-851"/>
         <w:rPr>
           <w:rFonts w:ascii="Arial" w:hAnsi="Arial" w:cs="Arial"/>
           <w:color w:val="000000"/>
@@ -669,8 +720,8 @@
     <w:tbl>
       <w:tblPr>
         <w:tblStyle w:val="Tablaconcuadrcula"/>
-        <w:tblW w:w="10558" w:type="dxa"/>
-        <w:tblInd w:w="-851" w:type="dxa"/>
+        <w:tblW w:w="10440" w:type="dxa"/>
+        <w:tblInd w:w="-45" w:type="dxa"/>
         <w:tblBorders>
           <w:top w:val="double" w:sz="12" w:space="0" w:color="auto"/>
           <w:left w:val="double" w:sz="12" w:space="0" w:color="auto"/>
@@ -682,8 +733,8 @@
         <w:tblLook w:val="04A0" w:firstRow="1" w:lastRow="0" w:firstColumn="1" w:lastColumn="0" w:noHBand="0" w:noVBand="1"/>
       </w:tblPr>
       <w:tblGrid>
-        <w:gridCol w:w="3500"/>
-        <w:gridCol w:w="7058"/>
+        <w:gridCol w:w="2694"/>
+        <w:gridCol w:w="7746"/>
       </w:tblGrid>
       <w:tr>
         <w:trPr>
@@ -691,7 +742,7 @@
         </w:trPr>
         <w:tc>
           <w:tcPr>
-            <w:tcW w:w="3500" w:type="dxa"/>
+            <w:tcW w:w="2694" w:type="dxa"/>
           </w:tcPr>
           <w:p>
             <w:r>
@@ -701,21 +752,35 @@
         </w:tc>
         <w:tc>
           <w:tcPr>
-            <w:tcW w:w="7058" w:type="dxa"/>
-          </w:tcPr>
-          <w:p>
-            <w:pPr>
-              <w:rPr>
-                <w:b/>
-                <w:bCs/>
-              </w:rPr>
-            </w:pPr>
-            <w:r>
-              <w:rPr>
-                <w:b/>
-                <w:bCs/>
-              </w:rPr>
-              <w:t xml:space="preserve">Apartir del </w:t>
+            <w:tcW w:w="7746" w:type="dxa"/>
+          </w:tcPr>
+          <w:p>
+            <w:pPr>
+              <w:rPr>
+                <w:b/>
+                <w:bCs/>
+              </w:rPr>
+            </w:pPr>
+            <w:r>
+              <w:rPr>
+                <w:b/>
+                <w:bCs/>
+              </w:rPr>
+              <w:t>A</w:t>
+            </w:r>
+            <w:r>
+              <w:rPr>
+                <w:b/>
+                <w:bCs/>
+              </w:rPr>
+              <w:t xml:space="preserve"> </w:t>
+            </w:r>
+            <w:r>
+              <w:rPr>
+                <w:b/>
+                <w:bCs/>
+              </w:rPr>
+              <w:t xml:space="preserve">partir del </w:t>
             </w:r>
             <w:r>
               <w:rPr>
@@ -754,7 +819,6 @@
         <w:autoSpaceDN w:val="0"/>
         <w:adjustRightInd w:val="0"/>
         <w:spacing w:after="0" w:line="240" w:lineRule="auto"/>
-        <w:ind w:left="-851"/>
         <w:jc w:val="both"/>
         <w:rPr>
           <w:rFonts w:ascii="Arial" w:hAnsi="Arial" w:cs="Arial"/>
@@ -811,7 +875,6 @@
     </w:p>
     <w:p>
       <w:pPr>
-        <w:ind w:left="-851"/>
         <w:rPr>
           <w:rFonts w:ascii="Arial" w:hAnsi="Arial" w:cs="Arial"/>
           <w:color w:val="000000"/>
@@ -845,7 +908,6 @@
     </w:p>
     <w:p>
       <w:pPr>
-        <w:ind w:left="-851"/>
         <w:rPr>
           <w:rFonts w:ascii="Arial" w:hAnsi="Arial" w:cs="Arial"/>
           <w:color w:val="000000"/>
@@ -893,7 +955,7 @@
       <w:tblPr>
         <w:tblStyle w:val="Tablaconcuadrcula"/>
         <w:tblW w:w="0" w:type="auto"/>
-        <w:tblInd w:w="-851" w:type="dxa"/>
+        <w:tblInd w:w="900" w:type="dxa"/>
         <w:tblBorders>
           <w:top w:val="none" w:sz="0" w:space="0" w:color="auto"/>
           <w:left w:val="none" w:sz="0" w:space="0" w:color="auto"/>
@@ -905,9 +967,9 @@
         <w:tblLook w:val="04A0" w:firstRow="1" w:lastRow="0" w:firstColumn="1" w:lastColumn="0" w:noHBand="0" w:noVBand="1"/>
       </w:tblPr>
       <w:tblGrid>
-        <w:gridCol w:w="4112"/>
-        <w:gridCol w:w="992"/>
-        <w:gridCol w:w="4575"/>
+        <w:gridCol w:w="3600"/>
+        <w:gridCol w:w="1260"/>
+        <w:gridCol w:w="3780"/>
       </w:tblGrid>
       <w:tr>
         <w:trPr>
@@ -915,7 +977,7 @@
         </w:trPr>
         <w:tc>
           <w:tcPr>
-            <w:tcW w:w="4112" w:type="dxa"/>
+            <w:tcW w:w="3600" w:type="dxa"/>
           </w:tcPr>
           <w:p>
             <w:pPr>
@@ -960,7 +1022,7 @@
         </w:tc>
         <w:tc>
           <w:tcPr>
-            <w:tcW w:w="992" w:type="dxa"/>
+            <w:tcW w:w="1260" w:type="dxa"/>
           </w:tcPr>
           <w:p>
             <w:pPr>
@@ -976,7 +1038,7 @@
         </w:tc>
         <w:tc>
           <w:tcPr>
-            <w:tcW w:w="4575" w:type="dxa"/>
+            <w:tcW w:w="3780" w:type="dxa"/>
           </w:tcPr>
           <w:p>
             <w:pPr>
@@ -1026,7 +1088,7 @@
         </w:trPr>
         <w:tc>
           <w:tcPr>
-            <w:tcW w:w="4112" w:type="dxa"/>
+            <w:tcW w:w="3600" w:type="dxa"/>
             <w:tcBorders>
               <w:bottom w:val="single" w:sz="8" w:space="0" w:color="auto"/>
             </w:tcBorders>
@@ -1045,7 +1107,7 @@
         </w:tc>
         <w:tc>
           <w:tcPr>
-            <w:tcW w:w="992" w:type="dxa"/>
+            <w:tcW w:w="1260" w:type="dxa"/>
           </w:tcPr>
           <w:p>
             <w:pPr>
@@ -1061,7 +1123,7 @@
         </w:tc>
         <w:tc>
           <w:tcPr>
-            <w:tcW w:w="4575" w:type="dxa"/>
+            <w:tcW w:w="3780" w:type="dxa"/>
             <w:tcBorders>
               <w:bottom w:val="single" w:sz="8" w:space="0" w:color="auto"/>
             </w:tcBorders>
@@ -1085,7 +1147,7 @@
         </w:trPr>
         <w:tc>
           <w:tcPr>
-            <w:tcW w:w="4112" w:type="dxa"/>
+            <w:tcW w:w="3600" w:type="dxa"/>
             <w:tcBorders>
               <w:top w:val="single" w:sz="8" w:space="0" w:color="auto"/>
             </w:tcBorders>
@@ -1113,7 +1175,7 @@
         </w:tc>
         <w:tc>
           <w:tcPr>
-            <w:tcW w:w="992" w:type="dxa"/>
+            <w:tcW w:w="1260" w:type="dxa"/>
           </w:tcPr>
           <w:p>
             <w:pPr>
@@ -1129,7 +1191,7 @@
         </w:tc>
         <w:tc>
           <w:tcPr>
-            <w:tcW w:w="4575" w:type="dxa"/>
+            <w:tcW w:w="3780" w:type="dxa"/>
             <w:tcBorders>
               <w:top w:val="single" w:sz="8" w:space="0" w:color="auto"/>
             </w:tcBorders>
@@ -1163,13 +1225,157 @@
       </w:pPr>
     </w:p>
     <w:sectPr>
+      <w:footerReference w:type="default" r:id="rId7"/>
       <w:pgSz w:w="12240" w:h="15840"/>
-      <w:pgMar w:top="1417" w:right="1701" w:bottom="1417" w:left="1701" w:header="708" w:footer="708" w:gutter="0"/>
+      <w:pgMar w:top="1417" w:right="900" w:bottom="1417" w:left="900" w:header="708" w:footer="708" w:gutter="0"/>
       <w:cols w:space="708"/>
       <w:docGrid w:linePitch="360"/>
     </w:sectPr>
   </w:body>
 </w:document>
+</file>
+
+<file path=word/endnotes.xml><?xml version="1.0" encoding="utf-8"?>
+<w:endnotes xmlns:wpc="http://schemas.microsoft.com/office/word/2010/wordprocessingCanvas" xmlns:cx="http://schemas.microsoft.com/office/drawing/2014/chartex" xmlns:cx1="http://schemas.microsoft.com/office/drawing/2015/9/8/chartex" xmlns:cx2="http://schemas.microsoft.com/office/drawing/2015/10/21/chartex" xmlns:cx3="http://schemas.microsoft.com/office/drawing/2016/5/9/chartex" xmlns:cx4="http://schemas.microsoft.com/office/drawing/2016/5/10/chartex" xmlns:cx5="http://schemas.microsoft.com/office/drawing/2016/5/11/chartex" xmlns:cx6="http://schemas.microsoft.com/office/drawing/2016/5/12/chartex" xmlns:cx7="http://schemas.microsoft.com/office/drawing/2016/5/13/chartex" xmlns:cx8="http://schemas.microsoft.com/office/drawing/2016/5/14/chartex" xmlns:mc="http://schemas.openxmlformats.org/markup-compatibility/2006" xmlns:aink="http://schemas.microsoft.com/office/drawing/2016/ink" xmlns:am3d="http://schemas.microsoft.com/office/drawing/2017/model3d" xmlns:o="urn:schemas-microsoft-com:office:office" xmlns:oel="http://schemas.microsoft.com/office/2019/extlst" xmlns:r="http://schemas.openxmlformats.org/officeDocument/2006/relationships" xmlns:m="http://schemas.openxmlformats.org/officeDocument/2006/math" xmlns:v="urn:schemas-microsoft-com:vml" xmlns:wp14="http://schemas.microsoft.com/office/word/2010/wordprocessingDrawing" xmlns:wp="http://schemas.openxmlformats.org/drawingml/2006/wordprocessingDrawing" xmlns:w10="urn:schemas-microsoft-com:office:word" xmlns:w="http://schemas.openxmlformats.org/wordprocessingml/2006/main" xmlns:w14="http://schemas.microsoft.com/office/word/2010/wordml" xmlns:w15="http://schemas.microsoft.com/office/word/2012/wordml" xmlns:w16cex="http://schemas.microsoft.com/office/word/2018/wordml/cex" xmlns:w16cid="http://schemas.microsoft.com/office/word/2016/wordml/cid" xmlns:w16="http://schemas.microsoft.com/office/word/2018/wordml" xmlns:w16sdtdh="http://schemas.microsoft.com/office/word/2020/wordml/sdtdatahash" xmlns:w16se="http://schemas.microsoft.com/office/word/2015/wordml/symex" xmlns:wpg="http://schemas.microsoft.com/office/word/2010/wordprocessingGroup" xmlns:wpi="http://schemas.microsoft.com/office/word/2010/wordprocessingInk" xmlns:wne="http://schemas.microsoft.com/office/word/2006/wordml" xmlns:wps="http://schemas.microsoft.com/office/word/2010/wordprocessingShape" mc:Ignorable="w14 w15 w16se w16cid w16 w16cex w16sdtdh wp14">
+  <w:endnote w:type="separator" w:id="-1">
+    <w:p>
+      <w:pPr>
+        <w:spacing w:after="0" w:line="240" w:lineRule="auto"/>
+      </w:pPr>
+      <w:r>
+        <w:separator/>
+      </w:r>
+    </w:p>
+  </w:endnote>
+  <w:endnote w:type="continuationSeparator" w:id="0">
+    <w:p>
+      <w:pPr>
+        <w:spacing w:after="0" w:line="240" w:lineRule="auto"/>
+      </w:pPr>
+      <w:r>
+        <w:continuationSeparator/>
+      </w:r>
+    </w:p>
+  </w:endnote>
+</w:endnotes>
+</file>
+
+<file path=word/footer1.xml><?xml version="1.0" encoding="utf-8"?>
+<w:ftr xmlns:wpc="http://schemas.microsoft.com/office/word/2010/wordprocessingCanvas" xmlns:cx="http://schemas.microsoft.com/office/drawing/2014/chartex" xmlns:cx1="http://schemas.microsoft.com/office/drawing/2015/9/8/chartex" xmlns:cx2="http://schemas.microsoft.com/office/drawing/2015/10/21/chartex" xmlns:cx3="http://schemas.microsoft.com/office/drawing/2016/5/9/chartex" xmlns:cx4="http://schemas.microsoft.com/office/drawing/2016/5/10/chartex" xmlns:cx5="http://schemas.microsoft.com/office/drawing/2016/5/11/chartex" xmlns:cx6="http://schemas.microsoft.com/office/drawing/2016/5/12/chartex" xmlns:cx7="http://schemas.microsoft.com/office/drawing/2016/5/13/chartex" xmlns:cx8="http://schemas.microsoft.com/office/drawing/2016/5/14/chartex" xmlns:mc="http://schemas.openxmlformats.org/markup-compatibility/2006" xmlns:aink="http://schemas.microsoft.com/office/drawing/2016/ink" xmlns:am3d="http://schemas.microsoft.com/office/drawing/2017/model3d" xmlns:o="urn:schemas-microsoft-com:office:office" xmlns:oel="http://schemas.microsoft.com/office/2019/extlst" xmlns:r="http://schemas.openxmlformats.org/officeDocument/2006/relationships" xmlns:m="http://schemas.openxmlformats.org/officeDocument/2006/math" xmlns:v="urn:schemas-microsoft-com:vml" xmlns:wp14="http://schemas.microsoft.com/office/word/2010/wordprocessingDrawing" xmlns:wp="http://schemas.openxmlformats.org/drawingml/2006/wordprocessingDrawing" xmlns:w10="urn:schemas-microsoft-com:office:word" xmlns:w="http://schemas.openxmlformats.org/wordprocessingml/2006/main" xmlns:w14="http://schemas.microsoft.com/office/word/2010/wordml" xmlns:w15="http://schemas.microsoft.com/office/word/2012/wordml" xmlns:w16cex="http://schemas.microsoft.com/office/word/2018/wordml/cex" xmlns:w16cid="http://schemas.microsoft.com/office/word/2016/wordml/cid" xmlns:w16="http://schemas.microsoft.com/office/word/2018/wordml" xmlns:w16sdtdh="http://schemas.microsoft.com/office/word/2020/wordml/sdtdatahash" xmlns:w16se="http://schemas.microsoft.com/office/word/2015/wordml/symex" xmlns:wpg="http://schemas.microsoft.com/office/word/2010/wordprocessingGroup" xmlns:wpi="http://schemas.microsoft.com/office/word/2010/wordprocessingInk" xmlns:wne="http://schemas.microsoft.com/office/word/2006/wordml" xmlns:wps="http://schemas.microsoft.com/office/word/2010/wordprocessingShape" mc:Ignorable="w14 w15 w16se w16cid w16 w16cex w16sdtdh wp14">
+  <w:p>
+    <w:pPr>
+      <w:pStyle w:val="Textoindependiente"/>
+      <w:ind w:left="520"/>
+      <w:jc w:val="center"/>
+      <w:rPr>
+        <w:b/>
+        <w:bCs/>
+        <w:color w:val="000000" w:themeColor="text1"/>
+        <w:sz w:val="15"/>
+        <w:szCs w:val="15"/>
+        <w:lang w:val="es-ES_tradnl"/>
+      </w:rPr>
+    </w:pPr>
+    <w:bookmarkStart w:id="0" w:name="OLE_LINK3"/>
+    <w:bookmarkStart w:id="1" w:name="OLE_LINK4"/>
+    <w:bookmarkStart w:id="2" w:name="_Hlk243483045"/>
+    <w:r>
+      <w:rPr>
+        <w:b/>
+        <w:bCs/>
+        <w:color w:val="000000" w:themeColor="text1"/>
+        <w:sz w:val="15"/>
+        <w:szCs w:val="15"/>
+        <w:lang w:val="es-ES_tradnl"/>
+      </w:rPr>
+      <w:t>Regulado y Supervisado por la Superintendencia de Seguros y Reaseguros de Panamá</w:t>
+    </w:r>
+  </w:p>
+  <w:p>
+    <w:pPr>
+      <w:pStyle w:val="Textoindependiente"/>
+      <w:ind w:left="520"/>
+      <w:jc w:val="center"/>
+      <w:rPr>
+        <w:color w:val="000000" w:themeColor="text1"/>
+        <w:sz w:val="15"/>
+        <w:szCs w:val="15"/>
+        <w:lang w:val="es-ES_tradnl"/>
+      </w:rPr>
+    </w:pPr>
+    <w:r>
+      <w:rPr>
+        <w:color w:val="000000" w:themeColor="text1"/>
+        <w:sz w:val="15"/>
+        <w:szCs w:val="15"/>
+        <w:lang w:val="es-ES_tradnl"/>
+      </w:rPr>
+      <w:t xml:space="preserve">Calle 50 Torre Global Bank. </w:t>
+    </w:r>
+    <w:proofErr w:type="spellStart"/>
+    <w:r>
+      <w:rPr>
+        <w:color w:val="000000" w:themeColor="text1"/>
+        <w:sz w:val="15"/>
+        <w:szCs w:val="15"/>
+        <w:lang w:val="es-ES_tradnl"/>
+      </w:rPr>
+      <w:t>Mezzanine</w:t>
+    </w:r>
+    <w:proofErr w:type="spellEnd"/>
+    <w:r>
+      <w:rPr>
+        <w:color w:val="000000" w:themeColor="text1"/>
+        <w:sz w:val="15"/>
+        <w:szCs w:val="15"/>
+        <w:lang w:val="es-ES_tradnl"/>
+      </w:rPr>
+      <w:t xml:space="preserve"> | Tlf. 206-2021 | www.aseguradoraglobal.com.pa | info@aseguradoraglobal.com.p</w:t>
+    </w:r>
+    <w:bookmarkEnd w:id="0"/>
+    <w:bookmarkEnd w:id="1"/>
+    <w:bookmarkEnd w:id="2"/>
+    <w:r>
+      <w:rPr>
+        <w:color w:val="000000" w:themeColor="text1"/>
+        <w:sz w:val="15"/>
+        <w:szCs w:val="15"/>
+        <w:lang w:val="es-ES_tradnl"/>
+      </w:rPr>
+      <w:t>a</w:t>
+    </w:r>
+  </w:p>
+  <w:p>
+    <w:pPr>
+      <w:pStyle w:val="Piedepgina"/>
+    </w:pPr>
+  </w:p>
+</w:ftr>
+</file>
+
+<file path=word/footnotes.xml><?xml version="1.0" encoding="utf-8"?>
+<w:footnotes xmlns:wpc="http://schemas.microsoft.com/office/word/2010/wordprocessingCanvas" xmlns:cx="http://schemas.microsoft.com/office/drawing/2014/chartex" xmlns:cx1="http://schemas.microsoft.com/office/drawing/2015/9/8/chartex" xmlns:cx2="http://schemas.microsoft.com/office/drawing/2015/10/21/chartex" xmlns:cx3="http://schemas.microsoft.com/office/drawing/2016/5/9/chartex" xmlns:cx4="http://schemas.microsoft.com/office/drawing/2016/5/10/chartex" xmlns:cx5="http://schemas.microsoft.com/office/drawing/2016/5/11/chartex" xmlns:cx6="http://schemas.microsoft.com/office/drawing/2016/5/12/chartex" xmlns:cx7="http://schemas.microsoft.com/office/drawing/2016/5/13/chartex" xmlns:cx8="http://schemas.microsoft.com/office/drawing/2016/5/14/chartex" xmlns:mc="http://schemas.openxmlformats.org/markup-compatibility/2006" xmlns:aink="http://schemas.microsoft.com/office/drawing/2016/ink" xmlns:am3d="http://schemas.microsoft.com/office/drawing/2017/model3d" xmlns:o="urn:schemas-microsoft-com:office:office" xmlns:oel="http://schemas.microsoft.com/office/2019/extlst" xmlns:r="http://schemas.openxmlformats.org/officeDocument/2006/relationships" xmlns:m="http://schemas.openxmlformats.org/officeDocument/2006/math" xmlns:v="urn:schemas-microsoft-com:vml" xmlns:wp14="http://schemas.microsoft.com/office/word/2010/wordprocessingDrawing" xmlns:wp="http://schemas.openxmlformats.org/drawingml/2006/wordprocessingDrawing" xmlns:w10="urn:schemas-microsoft-com:office:word" xmlns:w="http://schemas.openxmlformats.org/wordprocessingml/2006/main" xmlns:w14="http://schemas.microsoft.com/office/word/2010/wordml" xmlns:w15="http://schemas.microsoft.com/office/word/2012/wordml" xmlns:w16cex="http://schemas.microsoft.com/office/word/2018/wordml/cex" xmlns:w16cid="http://schemas.microsoft.com/office/word/2016/wordml/cid" xmlns:w16="http://schemas.microsoft.com/office/word/2018/wordml" xmlns:w16sdtdh="http://schemas.microsoft.com/office/word/2020/wordml/sdtdatahash" xmlns:w16se="http://schemas.microsoft.com/office/word/2015/wordml/symex" xmlns:wpg="http://schemas.microsoft.com/office/word/2010/wordprocessingGroup" xmlns:wpi="http://schemas.microsoft.com/office/word/2010/wordprocessingInk" xmlns:wne="http://schemas.microsoft.com/office/word/2006/wordml" xmlns:wps="http://schemas.microsoft.com/office/word/2010/wordprocessingShape" mc:Ignorable="w14 w15 w16se w16cid w16 w16cex w16sdtdh wp14">
+  <w:footnote w:type="separator" w:id="-1">
+    <w:p>
+      <w:pPr>
+        <w:spacing w:after="0" w:line="240" w:lineRule="auto"/>
+      </w:pPr>
+      <w:r>
+        <w:separator/>
+      </w:r>
+    </w:p>
+  </w:footnote>
+  <w:footnote w:type="continuationSeparator" w:id="0">
+    <w:p>
+      <w:pPr>
+        <w:spacing w:after="0" w:line="240" w:lineRule="auto"/>
+      </w:pPr>
+      <w:r>
+        <w:continuationSeparator/>
+      </w:r>
+    </w:p>
+  </w:footnote>
+</w:footnotes>
 </file>
 
 <file path=word/styles.xml><?xml version="1.0" encoding="utf-8"?>
@@ -1258,7 +1464,7 @@
     <w:lsdException w:name="Closing" w:semiHidden="1" w:unhideWhenUsed="1"/>
     <w:lsdException w:name="Signature" w:semiHidden="1" w:unhideWhenUsed="1"/>
     <w:lsdException w:name="Default Paragraph Font" w:semiHidden="1" w:uiPriority="1" w:unhideWhenUsed="1"/>
-    <w:lsdException w:name="Body Text" w:semiHidden="1" w:unhideWhenUsed="1"/>
+    <w:lsdException w:name="Body Text" w:semiHidden="1" w:uiPriority="1" w:unhideWhenUsed="1" w:qFormat="1"/>
     <w:lsdException w:name="Body Text Indent" w:semiHidden="1" w:unhideWhenUsed="1"/>
     <w:lsdException w:name="List Continue" w:semiHidden="1" w:unhideWhenUsed="1"/>
     <w:lsdException w:name="List Continue 2" w:semiHidden="1" w:unhideWhenUsed="1"/>
@@ -1630,6 +1836,87 @@
       <w:contextualSpacing/>
     </w:pPr>
   </w:style>
+  <w:style w:type="paragraph" w:styleId="Encabezado">
+    <w:name w:val="header"/>
+    <w:basedOn w:val="Normal"/>
+    <w:link w:val="EncabezadoCar"/>
+    <w:uiPriority w:val="99"/>
+    <w:unhideWhenUsed/>
+    <w:rsid w:val="008B121C"/>
+    <w:pPr>
+      <w:tabs>
+        <w:tab w:val="center" w:pos="4680"/>
+        <w:tab w:val="right" w:pos="9360"/>
+      </w:tabs>
+      <w:spacing w:after="0" w:line="240" w:lineRule="auto"/>
+    </w:pPr>
+  </w:style>
+  <w:style w:type="character" w:customStyle="1" w:styleId="EncabezadoCar">
+    <w:name w:val="Encabezado Car"/>
+    <w:basedOn w:val="Fuentedeprrafopredeter"/>
+    <w:link w:val="Encabezado"/>
+    <w:uiPriority w:val="99"/>
+    <w:rsid w:val="008B121C"/>
+  </w:style>
+  <w:style w:type="paragraph" w:styleId="Piedepgina">
+    <w:name w:val="footer"/>
+    <w:basedOn w:val="Normal"/>
+    <w:link w:val="PiedepginaCar"/>
+    <w:uiPriority w:val="99"/>
+    <w:unhideWhenUsed/>
+    <w:rsid w:val="008B121C"/>
+    <w:pPr>
+      <w:tabs>
+        <w:tab w:val="center" w:pos="4680"/>
+        <w:tab w:val="right" w:pos="9360"/>
+      </w:tabs>
+      <w:spacing w:after="0" w:line="240" w:lineRule="auto"/>
+    </w:pPr>
+  </w:style>
+  <w:style w:type="character" w:customStyle="1" w:styleId="PiedepginaCar">
+    <w:name w:val="Pie de página Car"/>
+    <w:basedOn w:val="Fuentedeprrafopredeter"/>
+    <w:link w:val="Piedepgina"/>
+    <w:uiPriority w:val="99"/>
+    <w:rsid w:val="008B121C"/>
+  </w:style>
+  <w:style w:type="paragraph" w:styleId="Textoindependiente">
+    <w:name w:val="Body Text"/>
+    <w:basedOn w:val="Normal"/>
+    <w:link w:val="TextoindependienteCar"/>
+    <w:uiPriority w:val="1"/>
+    <w:qFormat/>
+    <w:rsid w:val="008B121C"/>
+    <w:pPr>
+      <w:widowControl w:val="0"/>
+      <w:autoSpaceDE w:val="0"/>
+      <w:autoSpaceDN w:val="0"/>
+      <w:spacing w:after="0" w:line="240" w:lineRule="auto"/>
+    </w:pPr>
+    <w:rPr>
+      <w:rFonts w:ascii="Arial" w:eastAsia="Arial" w:hAnsi="Arial" w:cs="Arial"/>
+      <w:kern w:val="0"/>
+      <w:sz w:val="14"/>
+      <w:szCs w:val="14"/>
+      <w:lang w:val="es-ES" w:eastAsia="en-US"/>
+      <w14:ligatures w14:val="none"/>
+    </w:rPr>
+  </w:style>
+  <w:style w:type="character" w:customStyle="1" w:styleId="TextoindependienteCar">
+    <w:name w:val="Texto independiente Car"/>
+    <w:basedOn w:val="Fuentedeprrafopredeter"/>
+    <w:link w:val="Textoindependiente"/>
+    <w:uiPriority w:val="1"/>
+    <w:rsid w:val="008B121C"/>
+    <w:rPr>
+      <w:rFonts w:ascii="Arial" w:eastAsia="Arial" w:hAnsi="Arial" w:cs="Arial"/>
+      <w:kern w:val="0"/>
+      <w:sz w:val="14"/>
+      <w:szCs w:val="14"/>
+      <w:lang w:val="es-ES" w:eastAsia="en-US"/>
+      <w14:ligatures w14:val="none"/>
+    </w:rPr>
+  </w:style>
 </w:styles>
 </file>
 
